--- a/Labs/Lab_2__Working_with_Physics_and_Rotation_1.docx
+++ b/Labs/Lab_2__Working_with_Physics_and_Rotation_1.docx
@@ -1,6 +1,6 @@
 
 <file path=word/document.xml><?xml version="1.0" encoding="utf-8"?>
-<w:document xmlns:wpc="http://schemas.microsoft.com/office/word/2010/wordprocessingCanvas" xmlns:cx="http://schemas.microsoft.com/office/drawing/2014/chartex" xmlns:cx1="http://schemas.microsoft.com/office/drawing/2015/9/8/chartex" xmlns:cx2="http://schemas.microsoft.com/office/drawing/2015/10/21/chartex" xmlns:cx3="http://schemas.microsoft.com/office/drawing/2016/5/9/chartex" xmlns:cx4="http://schemas.microsoft.com/office/drawing/2016/5/10/chartex" xmlns:cx5="http://schemas.microsoft.com/office/drawing/2016/5/11/chartex" xmlns:cx6="http://schemas.microsoft.com/office/drawing/2016/5/12/chartex" xmlns:cx7="http://schemas.microsoft.com/office/drawing/2016/5/13/chartex" xmlns:cx8="http://schemas.microsoft.com/office/drawing/2016/5/14/chartex" xmlns:mc="http://schemas.openxmlformats.org/markup-compatibility/2006" xmlns:aink="http://schemas.microsoft.com/office/drawing/2016/ink" xmlns:am3d="http://schemas.microsoft.com/office/drawing/2017/model3d" xmlns:o="urn:schemas-microsoft-com:office:office" xmlns:oel="http://schemas.microsoft.com/office/2019/extlst" xmlns:r="http://schemas.openxmlformats.org/officeDocument/2006/relationships" xmlns:m="http://schemas.openxmlformats.org/officeDocument/2006/math" xmlns:v="urn:schemas-microsoft-com:vml" xmlns:wp14="http://schemas.microsoft.com/office/word/2010/wordprocessingDrawing" xmlns:wp="http://schemas.openxmlformats.org/drawingml/2006/wordprocessingDrawing" xmlns:w10="urn:schemas-microsoft-com:office:word" xmlns:w="http://schemas.openxmlformats.org/wordprocessingml/2006/main" xmlns:w14="http://schemas.microsoft.com/office/word/2010/wordml" xmlns:w15="http://schemas.microsoft.com/office/word/2012/wordml" xmlns:w16cex="http://schemas.microsoft.com/office/word/2018/wordml/cex" xmlns:w16cid="http://schemas.microsoft.com/office/word/2016/wordml/cid" xmlns:w16="http://schemas.microsoft.com/office/word/2018/wordml" xmlns:w16du="http://schemas.microsoft.com/office/word/2023/wordml/word16du" xmlns:w16sdtdh="http://schemas.microsoft.com/office/word/2020/wordml/sdtdatahash" xmlns:w16sdtfl="http://schemas.microsoft.com/office/word/2024/wordml/sdtformatlock" xmlns:w16se="http://schemas.microsoft.com/office/word/2015/wordml/symex" xmlns:wpg="http://schemas.microsoft.com/office/word/2010/wordprocessingGroup" xmlns:wpi="http://schemas.microsoft.com/office/word/2010/wordprocessingInk" xmlns:wne="http://schemas.microsoft.com/office/word/2006/wordml" xmlns:wps="http://schemas.microsoft.com/office/word/2010/wordprocessingShape" mc:Ignorable="w14 w15 w16se w16cid w16 w16cex w16sdtdh w16sdtfl w16du wp14">
+<w:document xmlns:wpc="http://schemas.microsoft.com/office/word/2010/wordprocessingCanvas" xmlns:cx="http://schemas.microsoft.com/office/drawing/2014/chartex" xmlns:cx1="http://schemas.microsoft.com/office/drawing/2015/9/8/chartex" xmlns:cx2="http://schemas.microsoft.com/office/drawing/2015/10/21/chartex" xmlns:cx3="http://schemas.microsoft.com/office/drawing/2016/5/9/chartex" xmlns:cx4="http://schemas.microsoft.com/office/drawing/2016/5/10/chartex" xmlns:cx5="http://schemas.microsoft.com/office/drawing/2016/5/11/chartex" xmlns:cx6="http://schemas.microsoft.com/office/drawing/2016/5/12/chartex" xmlns:cx7="http://schemas.microsoft.com/office/drawing/2016/5/13/chartex" xmlns:cx8="http://schemas.microsoft.com/office/drawing/2016/5/14/chartex" xmlns:mc="http://schemas.openxmlformats.org/markup-compatibility/2006" xmlns:aink="http://schemas.microsoft.com/office/drawing/2016/ink" xmlns:am3d="http://schemas.microsoft.com/office/drawing/2017/model3d" xmlns:o="urn:schemas-microsoft-com:office:office" xmlns:oel="http://schemas.microsoft.com/office/2019/extlst" xmlns:r="http://schemas.openxmlformats.org/officeDocument/2006/relationships" xmlns:m="http://schemas.openxmlformats.org/officeDocument/2006/math" xmlns:v="urn:schemas-microsoft-com:vml" xmlns:wp14="http://schemas.microsoft.com/office/word/2010/wordprocessingDrawing" xmlns:wp="http://schemas.openxmlformats.org/drawingml/2006/wordprocessingDrawing" xmlns:w10="urn:schemas-microsoft-com:office:word" xmlns:w="http://schemas.openxmlformats.org/wordprocessingml/2006/main" xmlns:w14="http://schemas.microsoft.com/office/word/2010/wordml" xmlns:w15="http://schemas.microsoft.com/office/word/2012/wordml" xmlns:w16cex="http://schemas.microsoft.com/office/word/2018/wordml/cex" xmlns:w16cid="http://schemas.microsoft.com/office/word/2016/wordml/cid" xmlns:w16="http://schemas.microsoft.com/office/word/2018/wordml" xmlns:w16sdtdh="http://schemas.microsoft.com/office/word/2020/wordml/sdtdatahash" xmlns:w16se="http://schemas.microsoft.com/office/word/2015/wordml/symex" xmlns:wpg="http://schemas.microsoft.com/office/word/2010/wordprocessingGroup" xmlns:wpi="http://schemas.microsoft.com/office/word/2010/wordprocessingInk" xmlns:wne="http://schemas.microsoft.com/office/word/2006/wordml" xmlns:wps="http://schemas.microsoft.com/office/word/2010/wordprocessingShape" mc:Ignorable="w14 w15 w16se w16cid w16 w16cex w16sdtdh wp14">
   <w:body>
     <w:p>
       <w:pPr>
@@ -34,7 +34,7 @@
           <w:sz w:val="24"/>
           <w:szCs w:val="24"/>
         </w:rPr>
-        <w:t xml:space="preserve">This is the lab </w:t>
+        <w:t xml:space="preserve">This is the lab consists of fixing an already existing scene. In order to download the project you will have to clone this git </w:t>
       </w:r>
       <w:proofErr w:type="gramStart"/>
       <w:r>
@@ -43,7 +43,7 @@
           <w:sz w:val="24"/>
           <w:szCs w:val="24"/>
         </w:rPr>
-        <w:t>consists</w:t>
+        <w:t>repository :</w:t>
       </w:r>
       <w:proofErr w:type="gramEnd"/>
       <w:r>
@@ -52,25 +52,7 @@
           <w:sz w:val="24"/>
           <w:szCs w:val="24"/>
         </w:rPr>
-        <w:t xml:space="preserve"> of fixing an already existing scene. In order to download the </w:t>
-      </w:r>
-      <w:proofErr w:type="gramStart"/>
-      <w:r>
-        <w:rPr>
-          <w:rFonts w:ascii="Bookman Old Style" w:eastAsia="Bookman Old Style" w:hAnsi="Bookman Old Style" w:cs="Bookman Old Style"/>
-          <w:sz w:val="24"/>
-          <w:szCs w:val="24"/>
-        </w:rPr>
-        <w:t>project</w:t>
-      </w:r>
-      <w:proofErr w:type="gramEnd"/>
-      <w:r>
-        <w:rPr>
-          <w:rFonts w:ascii="Bookman Old Style" w:eastAsia="Bookman Old Style" w:hAnsi="Bookman Old Style" w:cs="Bookman Old Style"/>
-          <w:sz w:val="24"/>
-          <w:szCs w:val="24"/>
-        </w:rPr>
-        <w:t xml:space="preserve"> you will have to clone this git repository : </w:t>
+        <w:t xml:space="preserve"> </w:t>
       </w:r>
     </w:p>
     <w:p>
@@ -375,35 +357,7 @@
         <w:rPr>
           <w:rFonts w:ascii="Bookman Old Style" w:eastAsia="Bookman Old Style" w:hAnsi="Bookman Old Style" w:cs="Bookman Old Style"/>
         </w:rPr>
-        <w:t xml:space="preserve">In </w:t>
-      </w:r>
-      <w:proofErr w:type="gramStart"/>
-      <w:r>
-        <w:rPr>
-          <w:rFonts w:ascii="Bookman Old Style" w:eastAsia="Bookman Old Style" w:hAnsi="Bookman Old Style" w:cs="Bookman Old Style"/>
-        </w:rPr>
-        <w:t>the scene</w:t>
-      </w:r>
-      <w:proofErr w:type="gramEnd"/>
-      <w:r>
-        <w:rPr>
-          <w:rFonts w:ascii="Bookman Old Style" w:eastAsia="Bookman Old Style" w:hAnsi="Bookman Old Style" w:cs="Bookman Old Style"/>
-        </w:rPr>
-        <w:t xml:space="preserve"> </w:t>
-      </w:r>
-      <w:proofErr w:type="gramStart"/>
-      <w:r>
-        <w:rPr>
-          <w:rFonts w:ascii="Bookman Old Style" w:eastAsia="Bookman Old Style" w:hAnsi="Bookman Old Style" w:cs="Bookman Old Style"/>
-        </w:rPr>
-        <w:t>folder</w:t>
-      </w:r>
-      <w:proofErr w:type="gramEnd"/>
-      <w:r>
-        <w:rPr>
-          <w:rFonts w:ascii="Bookman Old Style" w:eastAsia="Bookman Old Style" w:hAnsi="Bookman Old Style" w:cs="Bookman Old Style"/>
-        </w:rPr>
-        <w:t xml:space="preserve"> double click on the sample scene </w:t>
+        <w:t xml:space="preserve">In the scene folder double click on the sample scene </w:t>
       </w:r>
     </w:p>
     <w:p>
@@ -1902,171 +1856,131 @@
         <w:rPr>
           <w:u w:val="single"/>
         </w:rPr>
-        <w:t xml:space="preserve">The player </w:t>
+        <w:t xml:space="preserve">The player object as it has </w:t>
+      </w:r>
+      <w:proofErr w:type="spellStart"/>
+      <w:r>
+        <w:rPr>
+          <w:u w:val="single"/>
+        </w:rPr>
+        <w:t>rigidbody</w:t>
+      </w:r>
+      <w:proofErr w:type="spellEnd"/>
+      <w:r>
+        <w:rPr>
+          <w:u w:val="single"/>
+        </w:rPr>
+        <w:t xml:space="preserve"> component. If both objects has collider and at least one has </w:t>
+      </w:r>
+      <w:proofErr w:type="spellStart"/>
+      <w:r>
+        <w:rPr>
+          <w:u w:val="single"/>
+        </w:rPr>
+        <w:t>rigidbody</w:t>
+      </w:r>
+      <w:proofErr w:type="spellEnd"/>
+      <w:r>
+        <w:rPr>
+          <w:u w:val="single"/>
+        </w:rPr>
+        <w:t>, it will</w:t>
+      </w:r>
+      <w:r>
+        <w:rPr>
+          <w:u w:val="single"/>
+        </w:rPr>
+        <w:t xml:space="preserve"> </w:t>
       </w:r>
       <w:proofErr w:type="gramStart"/>
       <w:r>
         <w:rPr>
           <w:u w:val="single"/>
         </w:rPr>
-        <w:t>object</w:t>
+        <w:t>fire._</w:t>
       </w:r>
       <w:proofErr w:type="gramEnd"/>
       <w:r>
         <w:rPr>
           <w:u w:val="single"/>
         </w:rPr>
-        <w:t xml:space="preserve"> as it has </w:t>
-      </w:r>
-      <w:proofErr w:type="spellStart"/>
-      <w:r>
+        <w:t>_____________________________________________________</w:t>
+      </w:r>
+    </w:p>
+    <w:p>
+      <w:pPr>
+        <w:spacing w:before="120" w:after="40"/>
+      </w:pPr>
+      <w:r>
+        <w:t>The yellow trap is kinematic, so it ignores forces, mass and gravity. Predict: if the trap drove straight into a static wall, would it stop? Why or why not?</w:t>
+      </w:r>
+    </w:p>
+    <w:p>
+      <w:pPr>
+        <w:spacing w:before="60" w:after="60"/>
         <w:rPr>
           <w:u w:val="single"/>
         </w:rPr>
-        <w:t>rigidbody</w:t>
-      </w:r>
-      <w:proofErr w:type="spellEnd"/>
+      </w:pPr>
       <w:r>
         <w:rPr>
           <w:u w:val="single"/>
         </w:rPr>
-        <w:t xml:space="preserve"> component. If both objects </w:t>
+        <w:t xml:space="preserve">The kinematic yellow will continue to go pass static wall without </w:t>
+      </w:r>
+      <w:proofErr w:type="spellStart"/>
+      <w:r>
+        <w:rPr>
+          <w:u w:val="single"/>
+        </w:rPr>
+        <w:t>stopping_</w:t>
+      </w:r>
+      <w:r>
+        <w:rPr>
+          <w:u w:val="single"/>
+        </w:rPr>
+        <w:t>unless</w:t>
+      </w:r>
+      <w:proofErr w:type="spellEnd"/>
+      <w:r>
+        <w:rPr>
+          <w:u w:val="single"/>
+        </w:rPr>
+        <w:t xml:space="preserve"> the </w:t>
+      </w:r>
+      <w:proofErr w:type="spellStart"/>
+      <w:r>
+        <w:rPr>
+          <w:u w:val="single"/>
+        </w:rPr>
+        <w:t>the</w:t>
+      </w:r>
+      <w:proofErr w:type="spellEnd"/>
+      <w:r>
+        <w:rPr>
+          <w:u w:val="single"/>
+        </w:rPr>
+        <w:t xml:space="preserve"> code explicitly tells to </w:t>
       </w:r>
       <w:proofErr w:type="gramStart"/>
       <w:r>
         <w:rPr>
           <w:u w:val="single"/>
         </w:rPr>
-        <w:t>has</w:t>
+        <w:t>stop.</w:t>
+      </w:r>
+      <w:r>
+        <w:rPr>
+          <w:u w:val="single"/>
+        </w:rPr>
+        <w:t>_</w:t>
       </w:r>
       <w:proofErr w:type="gramEnd"/>
       <w:r>
         <w:rPr>
           <w:u w:val="single"/>
         </w:rPr>
-        <w:t xml:space="preserve"> collider and at least one has </w:t>
-      </w:r>
-      <w:proofErr w:type="spellStart"/>
-      <w:r>
-        <w:rPr>
-          <w:u w:val="single"/>
-        </w:rPr>
-        <w:t>rigidbody</w:t>
-      </w:r>
-      <w:proofErr w:type="spellEnd"/>
-      <w:r>
-        <w:rPr>
-          <w:u w:val="single"/>
-        </w:rPr>
-        <w:t>, it will</w:t>
-      </w:r>
-      <w:r>
-        <w:rPr>
-          <w:u w:val="single"/>
-        </w:rPr>
-        <w:t xml:space="preserve"> </w:t>
-      </w:r>
-      <w:r>
-        <w:rPr>
-          <w:u w:val="single"/>
-        </w:rPr>
-        <w:t>fire.</w:t>
-      </w:r>
-      <w:r>
-        <w:rPr>
-          <w:u w:val="single"/>
-        </w:rPr>
-        <w:t>______________________________________________________</w:t>
-      </w:r>
-    </w:p>
-    <w:p>
-      <w:pPr>
-        <w:spacing w:before="120" w:after="40"/>
-      </w:pPr>
-      <w:r>
-        <w:t>The yellow trap is kinematic, so it ignores forces, mass and gravity. Predict: if the trap drove straight into a static wall, would it stop? Why or why not?</w:t>
-      </w:r>
-    </w:p>
-    <w:p>
-      <w:pPr>
-        <w:spacing w:before="60" w:after="60"/>
-        <w:rPr>
-          <w:u w:val="single"/>
-        </w:rPr>
-      </w:pPr>
-      <w:r>
-        <w:rPr>
-          <w:u w:val="single"/>
-        </w:rPr>
-        <w:t xml:space="preserve">The kinematic yellow will continue to go </w:t>
-      </w:r>
-      <w:proofErr w:type="gramStart"/>
-      <w:r>
-        <w:rPr>
-          <w:u w:val="single"/>
-        </w:rPr>
-        <w:t>pass</w:t>
-      </w:r>
-      <w:proofErr w:type="gramEnd"/>
-      <w:r>
-        <w:rPr>
-          <w:u w:val="single"/>
-        </w:rPr>
-        <w:t xml:space="preserve"> static wall without </w:t>
-      </w:r>
-      <w:proofErr w:type="spellStart"/>
-      <w:r>
-        <w:rPr>
-          <w:u w:val="single"/>
-        </w:rPr>
-        <w:t>stopping</w:t>
-      </w:r>
-      <w:r>
-        <w:rPr>
-          <w:u w:val="single"/>
-        </w:rPr>
-        <w:t>_</w:t>
-      </w:r>
-      <w:r>
-        <w:rPr>
-          <w:u w:val="single"/>
-        </w:rPr>
-        <w:t>unless</w:t>
-      </w:r>
-      <w:proofErr w:type="spellEnd"/>
-      <w:r>
-        <w:rPr>
-          <w:u w:val="single"/>
-        </w:rPr>
-        <w:t xml:space="preserve"> </w:t>
-      </w:r>
-      <w:proofErr w:type="gramStart"/>
-      <w:r>
-        <w:rPr>
-          <w:u w:val="single"/>
-        </w:rPr>
-        <w:t xml:space="preserve">the </w:t>
-      </w:r>
-      <w:proofErr w:type="spellStart"/>
-      <w:r>
-        <w:rPr>
-          <w:u w:val="single"/>
-        </w:rPr>
-        <w:t>the</w:t>
-      </w:r>
-      <w:proofErr w:type="spellEnd"/>
-      <w:proofErr w:type="gramEnd"/>
-      <w:r>
-        <w:rPr>
-          <w:u w:val="single"/>
-        </w:rPr>
-        <w:t xml:space="preserve"> code explicitly tells to stop.</w:t>
-      </w:r>
-      <w:r>
-        <w:rPr>
-          <w:u w:val="single"/>
-        </w:rPr>
-        <w:t>__________________________________________________________</w:t>
+        <w:t>_________________________________________________________</w:t>
       </w:r>
     </w:p>
     <w:p>
@@ -2090,44 +2004,7 @@
           <w:u w:val="single"/>
           <w:lang w:val="en-US"/>
         </w:rPr>
-        <w:t>B</w:t>
-      </w:r>
-      <w:r>
-        <w:rPr>
-          <w:u w:val="single"/>
-          <w:lang w:val="en-US"/>
-        </w:rPr>
-        <w:t xml:space="preserve">ecause it is much faster for the </w:t>
-      </w:r>
-      <w:r>
-        <w:rPr>
-          <w:u w:val="single"/>
-          <w:lang w:val="en-US"/>
-        </w:rPr>
-        <w:t>CPU to calculate</w:t>
-      </w:r>
-      <w:r>
-        <w:rPr>
-          <w:u w:val="single"/>
-          <w:lang w:val="en-US"/>
-        </w:rPr>
-        <w:t xml:space="preserve"> and </w:t>
-      </w:r>
-      <w:proofErr w:type="gramStart"/>
-      <w:r>
-        <w:rPr>
-          <w:u w:val="single"/>
-          <w:lang w:val="en-US"/>
-        </w:rPr>
-        <w:t>prevents</w:t>
-      </w:r>
-      <w:proofErr w:type="gramEnd"/>
-      <w:r>
-        <w:rPr>
-          <w:u w:val="single"/>
-          <w:lang w:val="en-US"/>
-        </w:rPr>
-        <w:t xml:space="preserve"> physics bugs.</w:t>
+        <w:t>Because it is much faster for the CPU to calculate and prevents physics bugs.</w:t>
       </w:r>
       <w:r>
         <w:t xml:space="preserve"> </w:t>
@@ -2301,7 +2178,6 @@
         <w:rPr>
           <w:rFonts w:ascii="Bookman Old Style" w:eastAsia="Bookman Old Style" w:hAnsi="Bookman Old Style" w:cs="Bookman Old Style"/>
         </w:rPr>
-        <w:lastRenderedPageBreak/>
         <w:t xml:space="preserve">Create a new C# script named </w:t>
       </w:r>
       <w:proofErr w:type="spellStart"/>
@@ -2334,6 +2210,7 @@
         <w:rPr>
           <w:rFonts w:ascii="Bookman Old Style" w:eastAsia="Bookman Old Style" w:hAnsi="Bookman Old Style" w:cs="Bookman Old Style"/>
         </w:rPr>
+        <w:lastRenderedPageBreak/>
         <w:t>Attach this script to the red player object (the red ball).</w:t>
       </w:r>
     </w:p>
@@ -3188,23 +3065,13 @@
       </w:r>
       <w:proofErr w:type="gramEnd"/>
       <w:r>
-        <w:t xml:space="preserve"> the acceleration that the physics engine </w:t>
-      </w:r>
-      <w:proofErr w:type="gramStart"/>
-      <w:r>
-        <w:t>impart</w:t>
-      </w:r>
-      <w:proofErr w:type="gramEnd"/>
-      <w:r>
-        <w:t xml:space="preserve"> to the ball is very high so </w:t>
-      </w:r>
-      <w:proofErr w:type="spellStart"/>
-      <w:proofErr w:type="gramStart"/>
+        <w:t xml:space="preserve"> the acceleration that the physics engine impart to the ball is very high so </w:t>
+      </w:r>
+      <w:proofErr w:type="spellStart"/>
       <w:r>
         <w:t>lets</w:t>
       </w:r>
       <w:proofErr w:type="spellEnd"/>
-      <w:proofErr w:type="gramEnd"/>
       <w:r>
         <w:t xml:space="preserve"> make our Player weight bigger</w:t>
       </w:r>
@@ -3282,13 +3149,8 @@
       <w:pPr>
         <w:spacing w:before="240" w:after="240"/>
       </w:pPr>
-      <w:proofErr w:type="gramStart"/>
-      <w:r>
-        <w:t>Let</w:t>
-      </w:r>
-      <w:proofErr w:type="gramEnd"/>
-      <w:r>
-        <w:t xml:space="preserve"> set it to 1 kg</w:t>
+      <w:r>
+        <w:t>Let set it to 1 kg</w:t>
       </w:r>
     </w:p>
     <w:p>
@@ -3356,12 +3218,10 @@
         <w:t xml:space="preserve">In the inspector you can change the </w:t>
       </w:r>
       <w:proofErr w:type="spellStart"/>
-      <w:proofErr w:type="gramStart"/>
       <w:r>
         <w:t>movespeed</w:t>
       </w:r>
       <w:proofErr w:type="spellEnd"/>
-      <w:proofErr w:type="gramEnd"/>
       <w:r>
         <w:t xml:space="preserve"> if you want to move faster</w:t>
       </w:r>
@@ -3379,23 +3239,7 @@
           <w:b/>
           <w:bCs/>
         </w:rPr>
-        <w:t xml:space="preserve">Task 2 </w:t>
-      </w:r>
-      <w:proofErr w:type="gramStart"/>
-      <w:r>
-        <w:rPr>
-          <w:b/>
-          <w:bCs/>
-        </w:rPr>
-        <w:t>extra</w:t>
-      </w:r>
-      <w:proofErr w:type="gramEnd"/>
-      <w:r>
-        <w:rPr>
-          <w:b/>
-          <w:bCs/>
-        </w:rPr>
-        <w:t>: force, mass, and the two clocks (answer here)</w:t>
+        <w:t>Task 2 extra: force, mass, and the two clocks (answer here)</w:t>
       </w:r>
     </w:p>
     <w:p>
@@ -3403,15 +3247,7 @@
         <w:spacing w:before="120" w:after="120"/>
       </w:pPr>
       <w:r>
-        <w:t xml:space="preserve">7. F = </w:t>
-      </w:r>
-      <w:proofErr w:type="gramStart"/>
-      <w:r>
-        <w:t>m × a</w:t>
-      </w:r>
-      <w:proofErr w:type="gramEnd"/>
-      <w:r>
-        <w:t xml:space="preserve">. With </w:t>
+        <w:t xml:space="preserve">7. F = m × a. With </w:t>
       </w:r>
       <w:proofErr w:type="spellStart"/>
       <w:r>
@@ -3517,80 +3353,54 @@
         <w:rPr>
           <w:u w:val="single"/>
         </w:rPr>
-        <w:t>ForceMode.</w:t>
-      </w:r>
+        <w:t>ForceMode.Acceleration</w:t>
+      </w:r>
+      <w:proofErr w:type="spellEnd"/>
       <w:r>
         <w:rPr>
           <w:u w:val="single"/>
         </w:rPr>
-        <w:t>Acceleration</w:t>
-      </w:r>
-      <w:proofErr w:type="spellEnd"/>
+        <w:t xml:space="preserve"> ignores the mass completely</w:t>
+      </w:r>
       <w:r>
         <w:rPr>
           <w:u w:val="single"/>
         </w:rPr>
-        <w:t xml:space="preserve"> ignores the mass completely</w:t>
+        <w:t xml:space="preserve"> as both 1kg and 4kg accelerate same</w:t>
       </w:r>
       <w:r>
         <w:rPr>
           <w:u w:val="single"/>
         </w:rPr>
-        <w:t xml:space="preserve"> as both 1kg and 4kg </w:t>
-      </w:r>
-      <w:proofErr w:type="gramStart"/>
+        <w:t xml:space="preserve"> where mass matters in </w:t>
+      </w:r>
+      <w:proofErr w:type="spellStart"/>
       <w:r>
         <w:rPr>
           <w:u w:val="single"/>
         </w:rPr>
-        <w:t>accelerate</w:t>
-      </w:r>
-      <w:proofErr w:type="gramEnd"/>
+        <w:t>ForceMode.Force</w:t>
+      </w:r>
+      <w:proofErr w:type="spellEnd"/>
       <w:r>
         <w:rPr>
           <w:u w:val="single"/>
         </w:rPr>
-        <w:t xml:space="preserve"> same</w:t>
-      </w:r>
+        <w:t xml:space="preserve">. </w:t>
+      </w:r>
+      <w:proofErr w:type="spellStart"/>
       <w:r>
         <w:rPr>
           <w:u w:val="single"/>
         </w:rPr>
-        <w:t xml:space="preserve"> where mass matters in </w:t>
-      </w:r>
-      <w:proofErr w:type="spellStart"/>
+        <w:t>ForceMode.Force</w:t>
+      </w:r>
+      <w:proofErr w:type="spellEnd"/>
       <w:r>
         <w:rPr>
           <w:u w:val="single"/>
         </w:rPr>
-        <w:t>ForceMode.Force</w:t>
-      </w:r>
-      <w:proofErr w:type="spellEnd"/>
-      <w:r>
-        <w:rPr>
-          <w:u w:val="single"/>
-        </w:rPr>
-        <w:t xml:space="preserve">. </w:t>
-      </w:r>
-      <w:proofErr w:type="spellStart"/>
-      <w:r>
-        <w:rPr>
-          <w:u w:val="single"/>
-        </w:rPr>
-        <w:t>ForceMode.Force</w:t>
-      </w:r>
-      <w:proofErr w:type="spellEnd"/>
-      <w:r>
-        <w:rPr>
-          <w:u w:val="single"/>
-        </w:rPr>
-        <w:t xml:space="preserve"> applies Newton’s law of physics. Heavier objects move slower and light objects move faster.</w:t>
-      </w:r>
-      <w:r>
-        <w:rPr>
-          <w:u w:val="single"/>
-        </w:rPr>
-        <w:t>____________________________</w:t>
+        <w:t xml:space="preserve"> applies Newton’s law of physics. Heavier objects move slower and light objects move faster.____________________________</w:t>
       </w:r>
     </w:p>
     <w:p>
@@ -3641,14 +3451,7 @@
         <w:rPr>
           <w:rFonts w:ascii="Bookman Old Style" w:eastAsia="Bookman Old Style" w:hAnsi="Bookman Old Style" w:cs="Bookman Old Style"/>
         </w:rPr>
-        <w:t xml:space="preserve">Create </w:t>
-      </w:r>
-      <w:proofErr w:type="gramStart"/>
-      <w:r>
-        <w:rPr>
-          <w:rFonts w:ascii="Bookman Old Style" w:eastAsia="Bookman Old Style" w:hAnsi="Bookman Old Style" w:cs="Bookman Old Style"/>
-        </w:rPr>
-        <w:t xml:space="preserve">a </w:t>
+        <w:t xml:space="preserve">Create a </w:t>
       </w:r>
       <w:r>
         <w:rPr>
@@ -3656,16 +3459,7 @@
           <w:b/>
           <w:bCs/>
         </w:rPr>
-        <w:t>Physics</w:t>
-      </w:r>
-      <w:proofErr w:type="gramEnd"/>
-      <w:r>
-        <w:rPr>
-          <w:rFonts w:ascii="Bookman Old Style" w:eastAsia="Bookman Old Style" w:hAnsi="Bookman Old Style" w:cs="Bookman Old Style"/>
-          <w:b/>
-          <w:bCs/>
-        </w:rPr>
-        <w:t xml:space="preserve"> Material</w:t>
+        <w:t>Physics Material</w:t>
       </w:r>
       <w:r>
         <w:rPr>
@@ -4631,15 +4425,52 @@
       <w:pPr>
         <w:spacing w:before="240" w:after="240"/>
         <w:ind w:left="720"/>
-      </w:pPr>
-      <w:r>
-        <w:t>______________________________________________________________________________________________________________________________________________________________________________________________________________________________________________________________________________________________________________________________________________________________</w:t>
-      </w:r>
-    </w:p>
-    <w:p>
-      <w:pPr>
+        <w:rPr>
+          <w:u w:val="single"/>
+        </w:rPr>
+      </w:pPr>
+      <w:r>
+        <w:rPr>
+          <w:u w:val="single"/>
+        </w:rPr>
+        <w:t>The yellow trap spinning very fast</w:t>
+      </w:r>
+      <w:r>
+        <w:rPr>
+          <w:u w:val="single"/>
+        </w:rPr>
+        <w:t xml:space="preserve"> and it does not knock the ball from trap room floor.</w:t>
+      </w:r>
+      <w:r>
+        <w:rPr>
+          <w:u w:val="single"/>
+        </w:rPr>
+        <w:t xml:space="preserve"> _</w:t>
+      </w:r>
+      <w:r>
+        <w:rPr>
+          <w:u w:val="single"/>
+        </w:rPr>
+        <w:t>_</w:t>
+      </w:r>
+    </w:p>
+    <w:p>
+      <w:pPr>
+        <w:pBdr>
+          <w:top w:val="single" w:sz="12" w:space="1" w:color="auto"/>
+          <w:bottom w:val="single" w:sz="12" w:space="1" w:color="auto"/>
+        </w:pBdr>
         <w:spacing w:before="240" w:after="240"/>
         <w:ind w:left="720"/>
+        <w:rPr>
+          <w:u w:val="single"/>
+        </w:rPr>
+      </w:pPr>
+    </w:p>
+    <w:p>
+      <w:pPr>
+        <w:spacing w:before="240" w:after="240"/>
+        <w:ind w:left="720"/>
       </w:pPr>
       <w:r>
         <w:br/>
@@ -4661,11 +4492,9 @@
       <w:r>
         <w:t xml:space="preserve"> if the movement is fast enough the collision gets skipped. You can notice this issue </w:t>
       </w:r>
-      <w:proofErr w:type="spellStart"/>
-      <w:r>
-        <w:t>closser</w:t>
-      </w:r>
-      <w:proofErr w:type="spellEnd"/>
+      <w:r>
+        <w:t>closer</w:t>
+      </w:r>
       <w:r>
         <w:t xml:space="preserve"> if you use the pause button and then update frame by frame.</w:t>
       </w:r>
@@ -4676,15 +4505,7 @@
         <w:ind w:left="720"/>
       </w:pPr>
       <w:r>
-        <w:t xml:space="preserve">One way to </w:t>
-      </w:r>
-      <w:proofErr w:type="gramStart"/>
-      <w:r>
-        <w:t>correct for</w:t>
-      </w:r>
-      <w:proofErr w:type="gramEnd"/>
-      <w:r>
-        <w:t xml:space="preserve"> that is to use Continuous Collision Detection but it is very heavy for the CPU so we will use another method that allows collision to be properly updated</w:t>
+        <w:t>One way to correct for that is to use Continuous Collision Detection but it is very heavy for the CPU so we will use another method that allows collision to be properly updated</w:t>
       </w:r>
     </w:p>
     <w:p>
@@ -4796,7 +4617,6 @@
         <w:rPr>
           <w:rFonts w:ascii="Bookman Old Style" w:eastAsia="Bookman Old Style" w:hAnsi="Bookman Old Style" w:cs="Bookman Old Style"/>
         </w:rPr>
-        <w:lastRenderedPageBreak/>
         <w:t>Notice clipping issues with the initial attempt.</w:t>
       </w:r>
     </w:p>
@@ -4814,42 +4634,15 @@
         <w:rPr>
           <w:rFonts w:ascii="Bookman Old Style" w:eastAsia="Bookman Old Style" w:hAnsi="Bookman Old Style" w:cs="Bookman Old Style"/>
         </w:rPr>
-        <w:t xml:space="preserve">In order to make sure that during a rotation the physics </w:t>
-      </w:r>
-      <w:proofErr w:type="gramStart"/>
-      <w:r>
-        <w:rPr>
-          <w:rFonts w:ascii="Bookman Old Style" w:eastAsia="Bookman Old Style" w:hAnsi="Bookman Old Style" w:cs="Bookman Old Style"/>
-        </w:rPr>
-        <w:t>calculation</w:t>
-      </w:r>
-      <w:proofErr w:type="gramEnd"/>
-      <w:r>
-        <w:rPr>
-          <w:rFonts w:ascii="Bookman Old Style" w:eastAsia="Bookman Old Style" w:hAnsi="Bookman Old Style" w:cs="Bookman Old Style"/>
-        </w:rPr>
-        <w:t xml:space="preserve"> are done properly we will use </w:t>
-      </w:r>
-      <w:proofErr w:type="gramStart"/>
-      <w:r>
-        <w:rPr>
-          <w:rFonts w:ascii="Bookman Old Style" w:eastAsia="Bookman Old Style" w:hAnsi="Bookman Old Style" w:cs="Bookman Old Style"/>
-        </w:rPr>
-        <w:t xml:space="preserve">the </w:t>
-      </w:r>
-      <w:proofErr w:type="spellStart"/>
-      <w:r>
-        <w:rPr>
-          <w:rFonts w:ascii="Bookman Old Style" w:eastAsia="Bookman Old Style" w:hAnsi="Bookman Old Style" w:cs="Bookman Old Style"/>
-        </w:rPr>
-        <w:t>RigidBody</w:t>
-      </w:r>
-      <w:proofErr w:type="gramEnd"/>
-      <w:r>
-        <w:rPr>
-          <w:rFonts w:ascii="Bookman Old Style" w:eastAsia="Bookman Old Style" w:hAnsi="Bookman Old Style" w:cs="Bookman Old Style"/>
-        </w:rPr>
-        <w:t>.MoveRotation</w:t>
+        <w:lastRenderedPageBreak/>
+        <w:t xml:space="preserve">In order to make sure that during a rotation the physics calculation are done properly we will use the </w:t>
+      </w:r>
+      <w:proofErr w:type="spellStart"/>
+      <w:r>
+        <w:rPr>
+          <w:rFonts w:ascii="Bookman Old Style" w:eastAsia="Bookman Old Style" w:hAnsi="Bookman Old Style" w:cs="Bookman Old Style"/>
+        </w:rPr>
+        <w:t>RigidBody.MoveRotation</w:t>
       </w:r>
       <w:proofErr w:type="spellEnd"/>
     </w:p>
@@ -5689,21 +5482,7 @@
         <w:rPr>
           <w:rFonts w:ascii="Bookman Old Style" w:eastAsia="Bookman Old Style" w:hAnsi="Bookman Old Style" w:cs="Bookman Old Style"/>
         </w:rPr>
-        <w:t xml:space="preserve"> </w:t>
-      </w:r>
-      <w:proofErr w:type="gramStart"/>
-      <w:r>
-        <w:rPr>
-          <w:rFonts w:ascii="Bookman Old Style" w:eastAsia="Bookman Old Style" w:hAnsi="Bookman Old Style" w:cs="Bookman Old Style"/>
-        </w:rPr>
-        <w:t>exist</w:t>
-      </w:r>
-      <w:proofErr w:type="gramEnd"/>
-      <w:r>
-        <w:rPr>
-          <w:rFonts w:ascii="Bookman Old Style" w:eastAsia="Bookman Old Style" w:hAnsi="Bookman Old Style" w:cs="Bookman Old Style"/>
-        </w:rPr>
-        <w:t xml:space="preserve"> create one. With the </w:t>
+        <w:t xml:space="preserve"> exist create one. With the </w:t>
       </w:r>
       <w:proofErr w:type="spellStart"/>
       <w:r>
@@ -6134,7 +5913,76 @@
           <w:bCs/>
         </w:rPr>
         <w:lastRenderedPageBreak/>
-        <w:t xml:space="preserve">Add a screenshot here of the debug : </w:t>
+        <w:t xml:space="preserve">Add a screenshot here of the </w:t>
+      </w:r>
+      <w:proofErr w:type="gramStart"/>
+      <w:r>
+        <w:rPr>
+          <w:rFonts w:ascii="Bookman Old Style" w:eastAsia="Bookman Old Style" w:hAnsi="Bookman Old Style" w:cs="Bookman Old Style"/>
+          <w:b/>
+          <w:bCs/>
+        </w:rPr>
+        <w:t>debug :</w:t>
+      </w:r>
+      <w:proofErr w:type="gramEnd"/>
+    </w:p>
+    <w:p>
+      <w:pPr>
+        <w:spacing w:before="240" w:after="240"/>
+        <w:ind w:left="360"/>
+        <w:rPr>
+          <w:rFonts w:ascii="Bookman Old Style" w:eastAsia="Bookman Old Style" w:hAnsi="Bookman Old Style" w:cs="Bookman Old Style"/>
+        </w:rPr>
+      </w:pPr>
+      <w:r>
+        <w:rPr>
+          <w:rFonts w:ascii="Bookman Old Style" w:eastAsia="Bookman Old Style" w:hAnsi="Bookman Old Style" w:cs="Bookman Old Style"/>
+          <w:b/>
+          <w:bCs/>
+        </w:rPr>
+        <w:drawing>
+          <wp:inline distT="0" distB="0" distL="0" distR="0" wp14:anchorId="5B827F87" wp14:editId="3863431F">
+            <wp:extent cx="3943900" cy="1238423"/>
+            <wp:effectExtent l="0" t="0" r="0" b="0"/>
+            <wp:docPr id="28" name="Picture 28"/>
+            <wp:cNvGraphicFramePr>
+              <a:graphicFrameLocks xmlns:a="http://schemas.openxmlformats.org/drawingml/2006/main" noChangeAspect="1"/>
+            </wp:cNvGraphicFramePr>
+            <a:graphic xmlns:a="http://schemas.openxmlformats.org/drawingml/2006/main">
+              <a:graphicData uri="http://schemas.openxmlformats.org/drawingml/2006/picture">
+                <pic:pic xmlns:pic="http://schemas.openxmlformats.org/drawingml/2006/picture">
+                  <pic:nvPicPr>
+                    <pic:cNvPr id="1" name=""/>
+                    <pic:cNvPicPr/>
+                  </pic:nvPicPr>
+                  <pic:blipFill>
+                    <a:blip r:embed="rId28"/>
+                    <a:stretch>
+                      <a:fillRect/>
+                    </a:stretch>
+                  </pic:blipFill>
+                  <pic:spPr>
+                    <a:xfrm>
+                      <a:off x="0" y="0"/>
+                      <a:ext cx="3943900" cy="1238423"/>
+                    </a:xfrm>
+                    <a:prstGeom prst="rect">
+                      <a:avLst/>
+                    </a:prstGeom>
+                  </pic:spPr>
+                </pic:pic>
+              </a:graphicData>
+            </a:graphic>
+          </wp:inline>
+        </w:drawing>
+      </w:r>
+      <w:r>
+        <w:rPr>
+          <w:rFonts w:ascii="Bookman Old Style" w:eastAsia="Bookman Old Style" w:hAnsi="Bookman Old Style" w:cs="Bookman Old Style"/>
+          <w:b/>
+          <w:bCs/>
+        </w:rPr>
+        <w:t xml:space="preserve"> </w:t>
       </w:r>
       <w:r>
         <w:rPr>
@@ -6202,38 +6050,6 @@
         </w:rPr>
         <w:br/>
       </w:r>
-    </w:p>
-    <w:p>
-      <w:pPr>
-        <w:spacing w:before="240" w:after="240"/>
-        <w:rPr>
-          <w:rFonts w:ascii="Bookman Old Style" w:eastAsia="Bookman Old Style" w:hAnsi="Bookman Old Style" w:cs="Bookman Old Style"/>
-        </w:rPr>
-      </w:pPr>
-    </w:p>
-    <w:p>
-      <w:pPr>
-        <w:spacing w:before="240" w:after="240"/>
-        <w:rPr>
-          <w:rFonts w:ascii="Bookman Old Style" w:eastAsia="Bookman Old Style" w:hAnsi="Bookman Old Style" w:cs="Bookman Old Style"/>
-        </w:rPr>
-      </w:pPr>
-    </w:p>
-    <w:p>
-      <w:pPr>
-        <w:spacing w:before="240" w:after="240"/>
-        <w:rPr>
-          <w:rFonts w:ascii="Bookman Old Style" w:eastAsia="Bookman Old Style" w:hAnsi="Bookman Old Style" w:cs="Bookman Old Style"/>
-        </w:rPr>
-      </w:pPr>
-    </w:p>
-    <w:p>
-      <w:pPr>
-        <w:spacing w:before="240" w:after="240"/>
-        <w:rPr>
-          <w:rFonts w:ascii="Bookman Old Style" w:eastAsia="Bookman Old Style" w:hAnsi="Bookman Old Style" w:cs="Bookman Old Style"/>
-        </w:rPr>
-      </w:pPr>
     </w:p>
     <w:p>
       <w:pPr>
@@ -6424,7 +6240,7 @@
                     <pic:cNvPicPr preferRelativeResize="0"/>
                   </pic:nvPicPr>
                   <pic:blipFill>
-                    <a:blip r:embed="rId28"/>
+                    <a:blip r:embed="rId29"/>
                     <a:srcRect/>
                     <a:stretch>
                       <a:fillRect/>
@@ -6488,7 +6304,7 @@
                     <pic:cNvPicPr preferRelativeResize="0"/>
                   </pic:nvPicPr>
                   <pic:blipFill>
-                    <a:blip r:embed="rId29"/>
+                    <a:blip r:embed="rId30"/>
                     <a:srcRect/>
                     <a:stretch>
                       <a:fillRect/>
@@ -6568,7 +6384,7 @@
                     <pic:cNvPicPr preferRelativeResize="0"/>
                   </pic:nvPicPr>
                   <pic:blipFill>
-                    <a:blip r:embed="rId30"/>
+                    <a:blip r:embed="rId31"/>
                     <a:srcRect/>
                     <a:stretch>
                       <a:fillRect/>
@@ -6665,7 +6481,7 @@
                     <pic:cNvPicPr preferRelativeResize="0"/>
                   </pic:nvPicPr>
                   <pic:blipFill>
-                    <a:blip r:embed="rId31"/>
+                    <a:blip r:embed="rId32"/>
                     <a:srcRect/>
                     <a:stretch>
                       <a:fillRect/>
@@ -7492,7 +7308,30 @@
         <w:spacing w:before="60" w:after="60"/>
       </w:pPr>
       <w:r>
-        <w:t>________________________________________________________________________</w:t>
+        <w:rPr>
+          <w:u w:val="single"/>
+        </w:rPr>
+        <w:t xml:space="preserve">Because the ball respawn movement speed is same as speed of ball falling from trap </w:t>
+      </w:r>
+      <w:proofErr w:type="gramStart"/>
+      <w:r>
+        <w:rPr>
+          <w:u w:val="single"/>
+        </w:rPr>
+        <w:t>room</w:t>
+      </w:r>
+      <w:r>
+        <w:rPr>
+          <w:u w:val="single"/>
+        </w:rPr>
+        <w:t>.</w:t>
+      </w:r>
+      <w:r>
+        <w:t>_</w:t>
+      </w:r>
+      <w:proofErr w:type="gramEnd"/>
+      <w:r>
+        <w:t>__</w:t>
       </w:r>
     </w:p>
     <w:p>
@@ -7514,12 +7353,28 @@
           <w:rFonts w:ascii="Bookman Old Style" w:eastAsia="Bookman Old Style" w:hAnsi="Bookman Old Style" w:cs="Bookman Old Style"/>
         </w:rPr>
       </w:pPr>
-      <w:r>
-        <w:rPr>
-          <w:rFonts w:ascii="Bookman Old Style" w:eastAsia="Bookman Old Style" w:hAnsi="Bookman Old Style" w:cs="Bookman Old Style"/>
-        </w:rPr>
-        <w:t>How to submit your project :</w:t>
-      </w:r>
+    </w:p>
+    <w:p>
+      <w:pPr>
+        <w:rPr>
+          <w:rFonts w:ascii="Bookman Old Style" w:eastAsia="Bookman Old Style" w:hAnsi="Bookman Old Style" w:cs="Bookman Old Style"/>
+        </w:rPr>
+      </w:pPr>
+      <w:r>
+        <w:rPr>
+          <w:rFonts w:ascii="Bookman Old Style" w:eastAsia="Bookman Old Style" w:hAnsi="Bookman Old Style" w:cs="Bookman Old Style"/>
+        </w:rPr>
+        <w:lastRenderedPageBreak/>
+        <w:t xml:space="preserve">How to submit your </w:t>
+      </w:r>
+      <w:proofErr w:type="gramStart"/>
+      <w:r>
+        <w:rPr>
+          <w:rFonts w:ascii="Bookman Old Style" w:eastAsia="Bookman Old Style" w:hAnsi="Bookman Old Style" w:cs="Bookman Old Style"/>
+        </w:rPr>
+        <w:t>project :</w:t>
+      </w:r>
+      <w:proofErr w:type="gramEnd"/>
     </w:p>
     <w:p>
       <w:pPr>
@@ -7535,7 +7390,6 @@
         <w:rPr>
           <w:rFonts w:ascii="Bookman Old Style" w:eastAsia="Bookman Old Style" w:hAnsi="Bookman Old Style" w:cs="Bookman Old Style"/>
         </w:rPr>
-        <w:lastRenderedPageBreak/>
         <w:t xml:space="preserve">Submit your code on </w:t>
       </w:r>
       <w:proofErr w:type="spellStart"/>
@@ -7603,7 +7457,7 @@
 </file>
 
 <file path=word/numbering.xml><?xml version="1.0" encoding="utf-8"?>
-<w:numbering xmlns:wpc="http://schemas.microsoft.com/office/word/2010/wordprocessingCanvas" xmlns:cx="http://schemas.microsoft.com/office/drawing/2014/chartex" xmlns:cx1="http://schemas.microsoft.com/office/drawing/2015/9/8/chartex" xmlns:cx2="http://schemas.microsoft.com/office/drawing/2015/10/21/chartex" xmlns:cx3="http://schemas.microsoft.com/office/drawing/2016/5/9/chartex" xmlns:cx4="http://schemas.microsoft.com/office/drawing/2016/5/10/chartex" xmlns:cx5="http://schemas.microsoft.com/office/drawing/2016/5/11/chartex" xmlns:cx6="http://schemas.microsoft.com/office/drawing/2016/5/12/chartex" xmlns:cx7="http://schemas.microsoft.com/office/drawing/2016/5/13/chartex" xmlns:cx8="http://schemas.microsoft.com/office/drawing/2016/5/14/chartex" xmlns:mc="http://schemas.openxmlformats.org/markup-compatibility/2006" xmlns:aink="http://schemas.microsoft.com/office/drawing/2016/ink" xmlns:am3d="http://schemas.microsoft.com/office/drawing/2017/model3d" xmlns:o="urn:schemas-microsoft-com:office:office" xmlns:oel="http://schemas.microsoft.com/office/2019/extlst" xmlns:r="http://schemas.openxmlformats.org/officeDocument/2006/relationships" xmlns:m="http://schemas.openxmlformats.org/officeDocument/2006/math" xmlns:v="urn:schemas-microsoft-com:vml" xmlns:wp14="http://schemas.microsoft.com/office/word/2010/wordprocessingDrawing" xmlns:wp="http://schemas.openxmlformats.org/drawingml/2006/wordprocessingDrawing" xmlns:w10="urn:schemas-microsoft-com:office:word" xmlns:w="http://schemas.openxmlformats.org/wordprocessingml/2006/main" xmlns:w14="http://schemas.microsoft.com/office/word/2010/wordml" xmlns:w15="http://schemas.microsoft.com/office/word/2012/wordml" xmlns:w16cex="http://schemas.microsoft.com/office/word/2018/wordml/cex" xmlns:w16cid="http://schemas.microsoft.com/office/word/2016/wordml/cid" xmlns:w16="http://schemas.microsoft.com/office/word/2018/wordml" xmlns:w16du="http://schemas.microsoft.com/office/word/2023/wordml/word16du" xmlns:w16sdtdh="http://schemas.microsoft.com/office/word/2020/wordml/sdtdatahash" xmlns:w16sdtfl="http://schemas.microsoft.com/office/word/2024/wordml/sdtformatlock" xmlns:w16se="http://schemas.microsoft.com/office/word/2015/wordml/symex" xmlns:wpg="http://schemas.microsoft.com/office/word/2010/wordprocessingGroup" xmlns:wpi="http://schemas.microsoft.com/office/word/2010/wordprocessingInk" xmlns:wne="http://schemas.microsoft.com/office/word/2006/wordml" xmlns:wps="http://schemas.microsoft.com/office/word/2010/wordprocessingShape" mc:Ignorable="w14 w15 w16se w16cid w16 w16cex w16sdtdh w16sdtfl w16du wp14">
+<w:numbering xmlns:wpc="http://schemas.microsoft.com/office/word/2010/wordprocessingCanvas" xmlns:cx="http://schemas.microsoft.com/office/drawing/2014/chartex" xmlns:cx1="http://schemas.microsoft.com/office/drawing/2015/9/8/chartex" xmlns:cx2="http://schemas.microsoft.com/office/drawing/2015/10/21/chartex" xmlns:cx3="http://schemas.microsoft.com/office/drawing/2016/5/9/chartex" xmlns:cx4="http://schemas.microsoft.com/office/drawing/2016/5/10/chartex" xmlns:cx5="http://schemas.microsoft.com/office/drawing/2016/5/11/chartex" xmlns:cx6="http://schemas.microsoft.com/office/drawing/2016/5/12/chartex" xmlns:cx7="http://schemas.microsoft.com/office/drawing/2016/5/13/chartex" xmlns:cx8="http://schemas.microsoft.com/office/drawing/2016/5/14/chartex" xmlns:mc="http://schemas.openxmlformats.org/markup-compatibility/2006" xmlns:aink="http://schemas.microsoft.com/office/drawing/2016/ink" xmlns:am3d="http://schemas.microsoft.com/office/drawing/2017/model3d" xmlns:o="urn:schemas-microsoft-com:office:office" xmlns:oel="http://schemas.microsoft.com/office/2019/extlst" xmlns:r="http://schemas.openxmlformats.org/officeDocument/2006/relationships" xmlns:m="http://schemas.openxmlformats.org/officeDocument/2006/math" xmlns:v="urn:schemas-microsoft-com:vml" xmlns:wp14="http://schemas.microsoft.com/office/word/2010/wordprocessingDrawing" xmlns:wp="http://schemas.openxmlformats.org/drawingml/2006/wordprocessingDrawing" xmlns:w10="urn:schemas-microsoft-com:office:word" xmlns:w="http://schemas.openxmlformats.org/wordprocessingml/2006/main" xmlns:w14="http://schemas.microsoft.com/office/word/2010/wordml" xmlns:w15="http://schemas.microsoft.com/office/word/2012/wordml" xmlns:w16cex="http://schemas.microsoft.com/office/word/2018/wordml/cex" xmlns:w16cid="http://schemas.microsoft.com/office/word/2016/wordml/cid" xmlns:w16="http://schemas.microsoft.com/office/word/2018/wordml" xmlns:w16sdtdh="http://schemas.microsoft.com/office/word/2020/wordml/sdtdatahash" xmlns:w16se="http://schemas.microsoft.com/office/word/2015/wordml/symex" xmlns:wpg="http://schemas.microsoft.com/office/word/2010/wordprocessingGroup" xmlns:wpi="http://schemas.microsoft.com/office/word/2010/wordprocessingInk" xmlns:wne="http://schemas.microsoft.com/office/word/2006/wordml" xmlns:wps="http://schemas.microsoft.com/office/word/2010/wordprocessingShape" mc:Ignorable="w14 w15 w16se w16cid w16 w16cex w16sdtdh wp14">
   <w:abstractNum w:abstractNumId="0" w15:restartNumberingAfterBreak="0">
     <w:nsid w:val="056A660D"/>
     <w:multiLevelType w:val="multilevel"/>
@@ -9116,7 +8970,7 @@
 </file>
 
 <file path=word/styles.xml><?xml version="1.0" encoding="utf-8"?>
-<w:styles xmlns:mc="http://schemas.openxmlformats.org/markup-compatibility/2006" xmlns:r="http://schemas.openxmlformats.org/officeDocument/2006/relationships" xmlns:w="http://schemas.openxmlformats.org/wordprocessingml/2006/main" xmlns:w14="http://schemas.microsoft.com/office/word/2010/wordml" xmlns:w15="http://schemas.microsoft.com/office/word/2012/wordml" xmlns:w16cex="http://schemas.microsoft.com/office/word/2018/wordml/cex" xmlns:w16cid="http://schemas.microsoft.com/office/word/2016/wordml/cid" xmlns:w16="http://schemas.microsoft.com/office/word/2018/wordml" xmlns:w16du="http://schemas.microsoft.com/office/word/2023/wordml/word16du" xmlns:w16sdtdh="http://schemas.microsoft.com/office/word/2020/wordml/sdtdatahash" xmlns:w16sdtfl="http://schemas.microsoft.com/office/word/2024/wordml/sdtformatlock" xmlns:w16se="http://schemas.microsoft.com/office/word/2015/wordml/symex" mc:Ignorable="w14 w15 w16se w16cid w16 w16cex w16sdtdh w16sdtfl w16du">
+<w:styles xmlns:mc="http://schemas.openxmlformats.org/markup-compatibility/2006" xmlns:r="http://schemas.openxmlformats.org/officeDocument/2006/relationships" xmlns:w="http://schemas.openxmlformats.org/wordprocessingml/2006/main" xmlns:w14="http://schemas.microsoft.com/office/word/2010/wordml" xmlns:w15="http://schemas.microsoft.com/office/word/2012/wordml" xmlns:w16cex="http://schemas.microsoft.com/office/word/2018/wordml/cex" xmlns:w16cid="http://schemas.microsoft.com/office/word/2016/wordml/cid" xmlns:w16="http://schemas.microsoft.com/office/word/2018/wordml" xmlns:w16sdtdh="http://schemas.microsoft.com/office/word/2020/wordml/sdtdatahash" xmlns:w16se="http://schemas.microsoft.com/office/word/2015/wordml/symex" mc:Ignorable="w14 w15 w16se w16cid w16 w16cex w16sdtdh">
   <w:docDefaults>
     <w:rPrDefault>
       <w:rPr>
@@ -9629,6 +9483,7 @@
   <w:style w:type="character" w:default="1" w:styleId="DefaultParagraphFont">
     <w:name w:val="Default Paragraph Font"/>
     <w:uiPriority w:val="1"/>
+    <w:semiHidden/>
     <w:unhideWhenUsed/>
   </w:style>
   <w:style w:type="table" w:default="1" w:styleId="TableNormal">
